--- a/grade8/Fluency-Lab-Package/module-materials/Module-1-Add-Subtract/FluencyLab_M1_Sub_Light.docx
+++ b/grade8/Fluency-Lab-Package/module-materials/Module-1-Add-Subtract/FluencyLab_M1_Sub_Light.docx
@@ -49,6 +49,9 @@
         <w:gridCol w:w="5960"/>
       </w:tblGrid>
       <w:tr>
+        <w:trPr>
+          <w:cantSplit/>
+        </w:trPr>
         <w:tc>
           <w:tcPr>
             <w:tcW w:type="dxa" w:w="3400"/>
@@ -155,6 +158,9 @@
         <w:gridCol w:w="9360"/>
       </w:tblGrid>
       <w:tr>
+        <w:trPr>
+          <w:cantSplit/>
+        </w:trPr>
         <w:tc>
           <w:tcPr>
             <w:tcW w:type="dxa" w:w="9360"/>
@@ -249,7 +255,7 @@
           <w:sz w:val="22"/>
           <w:szCs w:val="22"/>
         </w:rPr>
-        <w:t xml:space="preserve">Work right to left. If the top digit is smaller, borrow 1 from the next column left (it becomes 10 more). Across a 0: borrow from the next non-zero column first, then into the smaller column. Example above: 12 − 8 = 4, then 6 − 4 = 2.</w:t>
+        <w:t xml:space="preserve">Top digit smaller? Borrow 1 from the left.</w:t>
       </w:r>
     </w:p>
     <w:p>
@@ -265,7 +271,7 @@
           <w:sz w:val="26"/>
           <w:szCs w:val="26"/>
         </w:rPr>
-        <w:t xml:space="preserve">Copy the move — worked example, then your turn</w:t>
+        <w:t xml:space="preserve">Copy the move</w:t>
       </w:r>
     </w:p>
     <w:tbl>
@@ -285,6 +291,9 @@
         <w:gridCol w:w="4680"/>
       </w:tblGrid>
       <w:tr>
+        <w:trPr>
+          <w:cantSplit/>
+        </w:trPr>
         <w:tc>
           <w:tcPr>
             <w:tcW w:type="dxa" w:w="4680"/>
@@ -411,7 +420,7 @@
                 <w:sz w:val="19"/>
                 <w:szCs w:val="19"/>
               </w:rPr>
-              <w:t xml:space="preserve">Now you try — just like it</w:t>
+              <w:t xml:space="preserve">Your turn</w:t>
             </w:r>
           </w:p>
           <w:p>
@@ -481,6 +490,9 @@
         </w:tc>
       </w:tr>
       <w:tr>
+        <w:trPr>
+          <w:cantSplit/>
+        </w:trPr>
         <w:tc>
           <w:tcPr>
             <w:tcW w:type="dxa" w:w="4680"/>
@@ -607,7 +619,7 @@
                 <w:sz w:val="19"/>
                 <w:szCs w:val="19"/>
               </w:rPr>
-              <w:t xml:space="preserve">Now you try — just like it</w:t>
+              <w:t xml:space="preserve">Your turn</w:t>
             </w:r>
           </w:p>
           <w:p>
@@ -677,6 +689,9 @@
         </w:tc>
       </w:tr>
       <w:tr>
+        <w:trPr>
+          <w:cantSplit/>
+        </w:trPr>
         <w:tc>
           <w:tcPr>
             <w:tcW w:type="dxa" w:w="4680"/>
@@ -803,7 +818,7 @@
                 <w:sz w:val="19"/>
                 <w:szCs w:val="19"/>
               </w:rPr>
-              <w:t xml:space="preserve">Now you try — just like it</w:t>
+              <w:t xml:space="preserve">Your turn</w:t>
             </w:r>
           </w:p>
           <w:p>
@@ -906,6 +921,9 @@
         <w:gridCol w:w="4680"/>
       </w:tblGrid>
       <w:tr>
+        <w:trPr>
+          <w:cantSplit/>
+        </w:trPr>
         <w:tc>
           <w:tcPr>
             <w:tcW w:type="dxa" w:w="4680"/>
@@ -1100,6 +1118,9 @@
         </w:tc>
       </w:tr>
       <w:tr>
+        <w:trPr>
+          <w:cantSplit/>
+        </w:trPr>
         <w:tc>
           <w:tcPr>
             <w:tcW w:type="dxa" w:w="4680"/>
@@ -1294,6 +1315,9 @@
         </w:tc>
       </w:tr>
       <w:tr>
+        <w:trPr>
+          <w:cantSplit/>
+        </w:trPr>
         <w:tc>
           <w:tcPr>
             <w:tcW w:type="dxa" w:w="4680"/>
@@ -1504,6 +1528,9 @@
         <w:gridCol w:w="9360"/>
       </w:tblGrid>
       <w:tr>
+        <w:trPr>
+          <w:cantSplit/>
+        </w:trPr>
         <w:tc>
           <w:tcPr>
             <w:tcW w:type="dxa" w:w="9360"/>
@@ -1533,7 +1560,7 @@
                 <w:sz w:val="20"/>
                 <w:szCs w:val="20"/>
               </w:rPr>
-              <w:t xml:space="preserve">Set it up yourself — stack each one, then solve.</w:t>
+              <w:t xml:space="preserve">Stack it, then solve.</w:t>
             </w:r>
           </w:p>
           <w:p>
